--- a/docs/VBA_Forge_Project_Roadmap.docx
+++ b/docs/VBA_Forge_Project_Roadmap.docx
@@ -56,7 +56,7 @@
           <w:sz w:val="22"/>
           <w:szCs w:val="22"/>
         </w:rPr>
-        <w:t xml:space="preserve">As of 14 October 2026</w:t>
+        <w:t>As of 18 October 2026 (model strategy revised by decision D25)</w:t>
       </w:r>
     </w:p>
     <w:p>
@@ -300,10 +300,10 @@
           <w:b/>
           <w:bCs/>
         </w:rPr>
-        <w:t xml:space="preserve">Specialize through data, not by deleting knowledge.</w:t>
-      </w:r>
-      <w:r>
-        <w:t xml:space="preserve"> The model learns VCL to VBA from verified examples. Its general English stays, because VBA itself is English-shaped.</w:t>
+        <w:t>Specialize through data.</w:t>
+      </w:r>
+      <w:r>
+        <w:t xml:space="preserve"> Our own model learns VCL to VBA only from verified in-house examples. It is trained from zero for this one job, not adapted from a general model.</w:t>
       </w:r>
     </w:p>
     <w:p>
@@ -384,6 +384,26 @@
       </w:r>
       <w:r>
         <w:t xml:space="preserve"> Claude writes specs and training data. Code generation, testing and your data stay on your PC.</w:t>
+      </w:r>
+    </w:p>
+    <w:p>
+      <w:pPr>
+        <w:pStyle w:val="ListParagraph"/>
+        <w:numPr>
+          <w:ilvl w:val="0"/>
+          <w:numId w:val="3"/>
+        </w:numPr>
+        <w:spacing w:after="80" w:line="276"/>
+      </w:pPr>
+      <w:r>
+        <w:rPr>
+          <w:b/>
+          <w:bCs/>
+        </w:rPr>
+        <w:t>Original model and context data (D25).</w:t>
+      </w:r>
+      <w:r>
+        <w:t xml:space="preserve"> The model is designed and trained from zero by us: no pre-trained weights, no fine-tuning of someone else's model, no scraped or downloaded code, datasets or prompts, and no retrieval over outside sources. Everything it learns from or reads is made in-house, by our tools, by you, or by Claude through our pipeline, and verified by our toolchain. General tools such as Python and PyTorch are allowed.</w:t>
       </w:r>
     </w:p>
     <w:p>
@@ -602,7 +622,7 @@
               <w:spacing w:line="264"/>
             </w:pPr>
             <w:r>
-              <w:t xml:space="preserve">Claude (or you) writes VCL. The model is fine-tuned only on VCL to VBA pairs.</w:t>
+              <w:t>Claude (or you) writes VCL. Our own model is trained from zero only on in-house VCL to VBA pairs.</w:t>
             </w:r>
           </w:p>
         </w:tc>
@@ -679,7 +699,7 @@
               <w:spacing w:line="264"/>
             </w:pPr>
             <w:r>
-              <w:t xml:space="preserve">Keep it. Don't try to remove it.</w:t>
+              <w:t>The model learns only the English inside our VCL and VBA: keywords, names, comments.</w:t>
             </w:r>
           </w:p>
         </w:tc>
@@ -704,7 +724,7 @@
               <w:spacing w:line="264"/>
             </w:pPr>
             <w:r>
-              <w:t xml:space="preserve">VBA keywords, object model names and comments are English. Removing English would damage code ability.</w:t>
+              <w:t>It is trained from zero on in-house pairs (D25), so it has no general English to keep or remove. VBA's English-shaped keywords and names come from the data.</w:t>
             </w:r>
           </w:p>
         </w:tc>
@@ -781,7 +801,7 @@
               <w:spacing w:line="264"/>
             </w:pPr>
             <w:r>
-              <w:t xml:space="preserve">Training on VCL instead of English does not shrink the file. The real lever: a smaller fine-tuned model (7B) can often match a larger general one on narrow tasks. VBA-Bench decides.</w:t>
+              <w:t>A model trained from zero for one narrow job can be small, sized by VBA-Bench in March, so its file is small too.</w:t>
             </w:r>
           </w:p>
         </w:tc>
@@ -833,7 +853,7 @@
               <w:spacing w:line="264"/>
             </w:pPr>
             <w:r>
-              <w:t xml:space="preserve">Open-weight base model downloaded once, fine-tuned by you, run directly with llama.cpp. No Ollama, no accounts, no internet at runtime.</w:t>
+              <w:t>Our own model, designed and trained from zero on the March PC, run offline. No downloaded base model, no accounts, no internet at run time.</w:t>
             </w:r>
           </w:p>
         </w:tc>
@@ -858,7 +878,7 @@
               <w:spacing w:line="264"/>
             </w:pPr>
             <w:r>
-              <w:t xml:space="preserve">Training from scratch on one GPU cannot reach usable VBA quality. Fine-tuning gives you a model that is yours.</w:t>
+              <w:t>Boss's mandate (D25, 18 Oct 2026): the model and its data must be ours. This replaces the earlier plan to fine-tune an open-weight base model. A model trained from zero can't be a general VBA coder, so the in-house compiler stays the core and the fallback, and the model ships only where it beats the compiler on VBA-Bench.</w:t>
             </w:r>
           </w:p>
         </w:tc>
@@ -1166,7 +1186,7 @@
               <w:spacing w:line="264"/>
             </w:pPr>
             <w:r>
-              <w:t xml:space="preserve">A 7–14B local model is reliable at one procedure, not a 2,000-line tool in one shot.</w:t>
+              <w:t>A small local model is reliable at one procedure, not a 2,000-line tool in one shot.</w:t>
             </w:r>
           </w:p>
         </w:tc>
@@ -1218,7 +1238,7 @@
               <w:spacing w:line="264"/>
             </w:pPr>
             <w:r>
-              <w:t xml:space="preserve">Not in v1.</w:t>
+              <w:t>Never over outside sources. Not in v1.</w:t>
             </w:r>
           </w:p>
         </w:tc>
@@ -1243,7 +1263,7 @@
               <w:spacing w:line="264"/>
             </w:pPr>
             <w:r>
-              <w:t xml:space="preserve">Fine-tuning, templates and grammar-locked output cover its job. Add a small code-library lookup later only if VBA-Bench shows the need.</w:t>
+              <w:t>Templates, the compiler and grammar-locked output cover its job. A later lookup over our own approved library (library/) only, and only if VBA-Bench shows the need (D25).</w:t>
             </w:r>
           </w:p>
         </w:tc>
@@ -1873,7 +1893,7 @@
               <w:spacing w:line="264"/>
             </w:pPr>
             <w:r>
-              <w:t xml:space="preserve">Base model choice and fine-tuning</w:t>
+              <w:t>Training our own model from zero (D25)</w:t>
             </w:r>
           </w:p>
         </w:tc>
@@ -2880,7 +2900,7 @@
               <w:spacing w:line="264"/>
             </w:pPr>
             <w:r>
-              <w:t xml:space="preserve">Fine-tuned 7B with grammar-locked output</w:t>
+              <w:t>Our own model, trained from zero, with grammar-locked output</w:t>
             </w:r>
           </w:p>
         </w:tc>
@@ -6351,7 +6371,7 @@
         <w:spacing w:after="140" w:line="276"/>
       </w:pPr>
       <w:r>
-        <w:t xml:space="preserve">The model outputs one procedure and nothing else, between fixed markers. A GBNF grammar in llama.cpp enforces this, so prose is impossible.</w:t>
+        <w:t>The model outputs one procedure and nothing else, between fixed markers. Grammar-constrained decoding enforces this, so prose is impossible.</w:t>
       </w:r>
     </w:p>
     <w:p>
@@ -6795,7 +6815,7 @@
               <w:spacing w:line="264"/>
             </w:pPr>
             <w:r>
-              <w:t xml:space="preserve">Runs 7–14B models fast; QLoRA fine-tuning up to about 14B</w:t>
+              <w:t>Trains and runs our own model from zero (D25)</w:t>
             </w:r>
           </w:p>
         </w:tc>
@@ -6872,7 +6892,7 @@
               <w:spacing w:line="264"/>
             </w:pPr>
             <w:r>
-              <w:t xml:space="preserve">Merging adapters, model conversion, dataset tooling</w:t>
+              <w:t>Training data pipelines, checkpoints, dataset tooling</w:t>
             </w:r>
           </w:p>
         </w:tc>
@@ -6949,7 +6969,7 @@
               <w:spacing w:line="264"/>
             </w:pPr>
             <w:r>
-              <w:t xml:space="preserve">Base models, checkpoints and GGUF versions add up fast</w:t>
+              <w:t>Datasets, checkpoints and model versions add up fast</w:t>
             </w:r>
           </w:p>
         </w:tc>
@@ -7103,7 +7123,7 @@
               <w:spacing w:line="264"/>
             </w:pPr>
             <w:r>
-              <w:t xml:space="preserve">Fine-tunes hold the GPU at full load for hours</w:t>
+              <w:t>Training runs hold the GPU at full load for hours</w:t>
             </w:r>
           </w:p>
         </w:tc>
@@ -7435,7 +7455,7 @@
               <w:spacing w:line="264"/>
             </w:pPr>
             <w:r>
-              <w:t xml:space="preserve">llama.cpp built with CUDA (its server, or llama-cpp-python)</w:t>
+              <w:t>Our own inference code (PyTorch), or llama.cpp if it can load our weights (decided in March)</w:t>
             </w:r>
           </w:p>
         </w:tc>
@@ -7487,7 +7507,7 @@
               <w:spacing w:line="264"/>
             </w:pPr>
             <w:r>
-              <w:t xml:space="preserve">Fine-tuning</w:t>
+              <w:t>Training</w:t>
             </w:r>
           </w:p>
         </w:tc>
@@ -7512,7 +7532,7 @@
               <w:spacing w:line="264"/>
             </w:pPr>
             <w:r>
-              <w:t xml:space="preserve">Unsloth, or Hugging Face TRL + PEFT (QLoRA)</w:t>
+              <w:t>Our own training code (PyTorch); no pre-trained weights (D25)</w:t>
             </w:r>
           </w:p>
         </w:tc>
@@ -7589,7 +7609,7 @@
               <w:spacing w:line="264"/>
             </w:pPr>
             <w:r>
-              <w:t xml:space="preserve">llama.cpp convert and quantize scripts</w:t>
+              <w:t>Our own quantization scripts</w:t>
             </w:r>
           </w:p>
         </w:tc>
@@ -7964,7 +7984,7 @@
         <w:spacing w:after="140" w:line="276"/>
       </w:pPr>
       <w:r>
-        <w:t xml:space="preserve">Choose the base model by testing, not by reputation: in March, score 2–3 open-weight coder models on your own VBA-Bench, then fine-tune the winner. Start at 7B for fast training cycles and move to 14B only if 7B plateaus.</w:t>
+        <w:t>Build our own model and choose its size by testing (D25): in March, train 2–3 small model sizes from zero on the in-house dataset and score each on VBA-Bench against the compiler baseline. A version ships only where it beats the compiler. The model is ours from the first weight: no pre-trained base model, and no fine-tuning of someone else's model.</w:t>
       </w:r>
     </w:p>
     <w:p>
@@ -7980,7 +8000,7 @@
         <w:pStyle w:val="Heading3"/>
       </w:pPr>
       <w:r>
-        <w:t xml:space="preserve">Selection criteria</w:t>
+        <w:t>Design criteria</w:t>
       </w:r>
     </w:p>
     <w:p>
@@ -7993,7 +8013,7 @@
         <w:spacing w:after="80" w:line="276"/>
       </w:pPr>
       <w:r>
-        <w:t xml:space="preserve">Open weights, with a license that allows your use (check commercial terms if it will run on work tasks).</w:t>
+        <w:t>Designed and trained from zero by us. Standard published building blocks (such as transformer layers) and general tools (Python, PyTorch) are allowed.</w:t>
       </w:r>
     </w:p>
     <w:p>
@@ -8006,7 +8026,7 @@
         <w:spacing w:after="80" w:line="276"/>
       </w:pPr>
       <w:r>
-        <w:t xml:space="preserve">Code-specialized, 7B–14B, the newest generation available in March 2027.</w:t>
+        <w:t>Small: sized by VBA-Bench, starting in the tens of millions of parameters, larger only if a smaller one plateaus.</w:t>
       </w:r>
     </w:p>
     <w:p>
@@ -8019,7 +8039,7 @@
         <w:spacing w:after="80" w:line="276"/>
       </w:pPr>
       <w:r>
-        <w:t xml:space="preserve">Highest VBA-Bench score before fine-tuning.</w:t>
+        <w:t>Beats the compiler baseline on VBA-Bench in every category it is used for.</w:t>
       </w:r>
     </w:p>
     <w:p>
@@ -8032,7 +8052,7 @@
         <w:spacing w:after="80" w:line="276"/>
       </w:pPr>
       <w:r>
-        <w:t xml:space="preserve">Fits 16 GB VRAM for both inference and QLoRA training.</w:t>
+        <w:t>Fits 16 GB VRAM for both training and inference.</w:t>
       </w:r>
     </w:p>
     <w:p>
@@ -8091,7 +8111,7 @@
                 <w:b/>
                 <w:bCs/>
               </w:rPr>
-              <w:t xml:space="preserve">Model size</w:t>
+              <w:t>Model size</w:t>
             </w:r>
           </w:p>
         </w:tc>
@@ -8121,7 +8141,7 @@
                 <w:b/>
                 <w:bCs/>
               </w:rPr>
-              <w:t xml:space="preserve">Q5_K_M file</w:t>
+              <w:t>File (16-bit)</w:t>
             </w:r>
           </w:p>
         </w:tc>
@@ -8151,7 +8171,7 @@
                 <w:b/>
                 <w:bCs/>
               </w:rPr>
-              <w:t xml:space="preserve">Q8_0 file</w:t>
+              <w:t>File (8-bit)</w:t>
             </w:r>
           </w:p>
         </w:tc>
@@ -8181,7 +8201,7 @@
                 <w:b/>
                 <w:bCs/>
               </w:rPr>
-              <w:t xml:space="preserve">Fine-tuning on 16 GB</w:t>
+              <w:t>Training on 16 GB</w:t>
             </w:r>
           </w:p>
         </w:tc>
@@ -8208,7 +8228,7 @@
               <w:spacing w:line="264"/>
             </w:pPr>
             <w:r>
-              <w:t xml:space="preserve">7B</w:t>
+              <w:t>25M</w:t>
             </w:r>
           </w:p>
         </w:tc>
@@ -8233,7 +8253,7 @@
               <w:spacing w:line="264"/>
             </w:pPr>
             <w:r>
-              <w:t xml:space="preserve">~5 GB</w:t>
+              <w:t>~50 MB</w:t>
             </w:r>
           </w:p>
         </w:tc>
@@ -8258,7 +8278,7 @@
               <w:spacing w:line="264"/>
             </w:pPr>
             <w:r>
-              <w:t xml:space="preserve">~8 GB</w:t>
+              <w:t>~25 MB</w:t>
             </w:r>
           </w:p>
         </w:tc>
@@ -8283,7 +8303,7 @@
               <w:spacing w:line="264"/>
             </w:pPr>
             <w:r>
-              <w:t xml:space="preserve">Comfortable with QLoRA</w:t>
+              <w:t>Comfortable</w:t>
             </w:r>
           </w:p>
         </w:tc>
@@ -8310,7 +8330,7 @@
               <w:spacing w:line="264"/>
             </w:pPr>
             <w:r>
-              <w:t xml:space="preserve">14B</w:t>
+              <w:t>150M</w:t>
             </w:r>
           </w:p>
         </w:tc>
@@ -8335,7 +8355,7 @@
               <w:spacing w:line="264"/>
             </w:pPr>
             <w:r>
-              <w:t xml:space="preserve">~10 GB</w:t>
+              <w:t>~300 MB</w:t>
             </w:r>
           </w:p>
         </w:tc>
@@ -8360,7 +8380,7 @@
               <w:spacing w:line="264"/>
             </w:pPr>
             <w:r>
-              <w:t xml:space="preserve">~15 GB (too big to run fully on the GPU)</w:t>
+              <w:t>~150 MB</w:t>
             </w:r>
           </w:p>
         </w:tc>
@@ -8385,7 +8405,7 @@
               <w:spacing w:line="264"/>
             </w:pPr>
             <w:r>
-              <w:t xml:space="preserve">QLoRA only, short sequences, tight</w:t>
+              <w:t>Comfortable, longer runs</w:t>
             </w:r>
           </w:p>
         </w:tc>
@@ -8477,7 +8497,7 @@
         <w:spacing w:after="140" w:line="276"/>
       </w:pPr>
       <w:r>
-        <w:t xml:space="preserve">Train with the exact prompt format used at run time: same fixed tag, same markers. A mismatch between training and run-time format is the most common reason a fine-tune underperforms.</w:t>
+        <w:t>Train with the exact prompt format used at run time: same fixed tag, same markers. A mismatch between training and run-time format is the most common reason a model underperforms.</w:t>
       </w:r>
     </w:p>
     <w:p>
@@ -8498,7 +8518,7 @@
         <w:spacing w:after="80" w:line="276"/>
       </w:pPr>
       <w:r>
-        <w:t xml:space="preserve">Fine-tune a LoRA adapter in WSL2.</w:t>
+        <w:t>Train the model from zero with our own training code (PyTorch) in WSL2.</w:t>
       </w:r>
     </w:p>
     <w:p>
@@ -8511,7 +8531,7 @@
         <w:spacing w:after="80" w:line="276"/>
       </w:pPr>
       <w:r>
-        <w:t xml:space="preserve">Merge the adapter into the base model.</w:t>
+        <w:t>Save the weights as a versioned checkpoint in model/ (outside Git).</w:t>
       </w:r>
     </w:p>
     <w:p>
@@ -8524,7 +8544,7 @@
         <w:spacing w:after="80" w:line="276"/>
       </w:pPr>
       <w:r>
-        <w:t xml:space="preserve">Convert to GGUF and quantize (Q8_0 for 7B, Q5_K_M or Q6_K for 14B).</w:t>
+        <w:t>Quantize to 8-bit if VBA-Bench shows no loss.</w:t>
       </w:r>
     </w:p>
     <w:p>
@@ -8537,7 +8557,7 @@
         <w:spacing w:after="80" w:line="276"/>
       </w:pPr>
       <w:r>
-        <w:t xml:space="preserve">Load in llama.cpp with the GBNF grammar that enforces the output contract.</w:t>
+        <w:t>Run it with grammar-constrained decoding that enforces the output contract: llama.cpp GBNF if it can load our weights, otherwise our own decoder (decided in March).</w:t>
       </w:r>
     </w:p>
     <w:p>
@@ -8575,7 +8595,7 @@
           <w:sz w:val="19"/>
           <w:szCs w:val="19"/>
         </w:rPr>
-        <w:t xml:space="preserve">forge-7b-v1</w:t>
+        <w:t>forge-v1</w:t>
       </w:r>
       <w:r>
         <w:t xml:space="preserve">, </w:t>
@@ -8587,7 +8607,7 @@
           <w:sz w:val="19"/>
           <w:szCs w:val="19"/>
         </w:rPr>
-        <w:t xml:space="preserve">forge-7b-v2</w:t>
+        <w:t>forge-v2</w:t>
       </w:r>
       <w:r>
         <w:t xml:space="preserve"> and so on. Promote a new version only if it beats the current one on VBA-Bench without a large drop in any category. Keep the last two versions on disk.</w:t>
@@ -10967,7 +10987,7 @@
         <w:spacing w:after="140" w:line="276"/>
       </w:pPr>
       <w:r>
-        <w:t xml:space="preserve">A usable template-based tool exists by the end of November 2026, the March PC adds the model, and the first fine-tuned version lands in April 2027.</w:t>
+        <w:t>A usable template-based tool exists by the end of November 2026, the March PC adds our own model, and its first version, trained from zero, lands in April 2027.</w:t>
       </w:r>
     </w:p>
     <w:p>
@@ -11479,7 +11499,7 @@
         <w:spacing w:after="80" w:line="276"/>
       </w:pPr>
       <w:r>
-        <w:t xml:space="preserve">Score 2–3 candidate base models on VBA-Bench, choose one and record its baseline</w:t>
+        <w:t>Record the compiler's VBA-Bench score as the baseline our own model must beat</w:t>
       </w:r>
     </w:p>
     <w:p>
@@ -11487,7 +11507,7 @@
         <w:pStyle w:val="Heading3"/>
       </w:pPr>
       <w:r>
-        <w:t xml:space="preserve">Phase 4 · Fine-tune v1 (Apr 2027)</w:t>
+        <w:t>Phase 4 · Train v1 from zero (Apr 2027)</w:t>
       </w:r>
     </w:p>
     <w:p>
@@ -11500,7 +11520,7 @@
         <w:spacing w:after="80" w:line="276"/>
       </w:pPr>
       <w:r>
-        <w:t xml:space="preserve">QLoRA fine-tune on TASK and repair pairs</w:t>
+        <w:t>Train our own model from zero on the in-house TASK and repair pairs</w:t>
       </w:r>
     </w:p>
     <w:p>
@@ -11513,7 +11533,7 @@
         <w:spacing w:after="80" w:line="276"/>
       </w:pPr>
       <w:r>
-        <w:t xml:space="preserve">Merge, convert to GGUF, quantize</w:t>
+        <w:t>Quantize and save the versioned checkpoint</w:t>
       </w:r>
     </w:p>
     <w:p>
@@ -11526,7 +11546,7 @@
         <w:spacing w:after="80" w:line="276"/>
       </w:pPr>
       <w:r>
-        <w:t xml:space="preserve">Write the GBNF grammar for the output contract</w:t>
+        <w:t>Write the grammar for the output contract</w:t>
       </w:r>
     </w:p>
     <w:p>
@@ -11681,7 +11701,7 @@
         <w:spacing w:after="80" w:line="276"/>
       </w:pPr>
       <w:r>
-        <w:t xml:space="preserve">Try 14B if 7B plateaus</w:t>
+        <w:t>Grow the model only if a smaller one plateaus</w:t>
       </w:r>
     </w:p>
     <w:p>
@@ -12286,7 +12306,7 @@
         <w:spacing w:after="140" w:line="276"/>
       </w:pPr>
       <w:r>
-        <w:t xml:space="preserve">Two reference scores frame every result: the untuned base model (the floor) and Claude on the same bench (the ceiling to chase).</w:t>
+        <w:t>Two reference scores frame every result: the in-house compiler (the floor our own model must beat) and Claude on the same bench (the ceiling to chase).</w:t>
       </w:r>
     </w:p>
     <w:p>
@@ -12642,7 +12662,7 @@
               <w:spacing w:line="264"/>
             </w:pPr>
             <w:r>
-              <w:t xml:space="preserve">Decomposition, templates for hard patterns, Claude for architecture. Try 14B if 7B plateaus.</w:t>
+              <w:t>Decomposition, templates for hard patterns, Claude for architecture. Grow the model only if a smaller one plateaus.</w:t>
             </w:r>
           </w:p>
         </w:tc>
@@ -12929,7 +12949,7 @@
               <w:spacing w:line="264"/>
             </w:pPr>
             <w:r>
-              <w:t xml:space="preserve">Base model license limits use</w:t>
+              <w:t>Outside code or data leaking into training</w:t>
             </w:r>
           </w:p>
         </w:tc>
@@ -12954,7 +12974,59 @@
               <w:spacing w:line="264"/>
             </w:pPr>
             <w:r>
-              <w:t xml:space="preserve">Check the license before the first fine-tune.</w:t>
+              <w:t>Train only from an allowlist of in-house sources: this repo's verified pairs, VBA-Bench and your own tasks. No scraped or downloaded code, datasets or prompts (D25).</w:t>
+            </w:r>
+          </w:p>
+        </w:tc>
+      </w:tr>
+      <w:tr>
+        <w:tc>
+          <w:tcPr>
+            <w:tcW w:type="dxa" w:w="3500"/>
+            <w:tcBorders>
+              <w:top w:val="single" w:color="BFBFBF" w:sz="4"/>
+              <w:left w:val="single" w:color="BFBFBF" w:sz="4"/>
+              <w:bottom w:val="single" w:color="BFBFBF" w:sz="4"/>
+              <w:right w:val="single" w:color="BFBFBF" w:sz="4"/>
+            </w:tcBorders>
+            <w:tcMar>
+              <w:top w:type="dxa" w:w="50"/>
+              <w:left w:type="dxa" w:w="110"/>
+              <w:bottom w:type="dxa" w:w="50"/>
+              <w:right w:type="dxa" w:w="110"/>
+            </w:tcMar>
+          </w:tcPr>
+          <w:p>
+            <w:pPr>
+              <w:spacing w:line="264"/>
+            </w:pPr>
+            <w:r>
+              <w:t>Our own model, trained from zero, too weak</w:t>
+            </w:r>
+          </w:p>
+        </w:tc>
+        <w:tc>
+          <w:tcPr>
+            <w:tcW w:type="dxa" w:w="5526"/>
+            <w:tcBorders>
+              <w:top w:val="single" w:color="BFBFBF" w:sz="4"/>
+              <w:left w:val="single" w:color="BFBFBF" w:sz="4"/>
+              <w:bottom w:val="single" w:color="BFBFBF" w:sz="4"/>
+              <w:right w:val="single" w:color="BFBFBF" w:sz="4"/>
+            </w:tcBorders>
+            <w:tcMar>
+              <w:top w:type="dxa" w:w="50"/>
+              <w:left w:type="dxa" w:w="110"/>
+              <w:bottom w:type="dxa" w:w="50"/>
+              <w:right w:type="dxa" w:w="110"/>
+            </w:tcMar>
+          </w:tcPr>
+          <w:p>
+            <w:pPr>
+              <w:spacing w:line="264"/>
+            </w:pPr>
+            <w:r>
+              <w:t>Compiler first: the model handles only what the compiler can't (NOTE steps, repairs) and ships only where it beats the compiler on VBA-Bench (D25).</w:t>
             </w:r>
           </w:p>
         </w:tc>
@@ -13193,6 +13265,14 @@
       </w:pPr>
       <w:r>
         <w:t xml:space="preserve">This is the system prompt for the Claude side of VBA Forge. It turns any Excel request into one VCL 0.1 spec that is ready for testing, and it never writes VBA itself.</w:t>
+      </w:r>
+    </w:p>
+    <w:p>
+      <w:pPr>
+        <w:spacing w:after="140" w:line="276"/>
+      </w:pPr>
+      <w:r>
+        <w:t>Note (18 Oct 2026): this appendix is the 14 October draft (VCL 0.1 revision 2), kept as history. The current prompt is vcl/orchestrator_prompt.txt (VCL 0.2) in the repo. Where it or the table below says fine-tuned model or base model, read: our own model, trained from zero (D25).</w:t>
       </w:r>
     </w:p>
     <w:p>

--- a/docs/VBA_Forge_Project_Roadmap.docx
+++ b/docs/VBA_Forge_Project_Roadmap.docx
@@ -56,7 +56,7 @@
           <w:sz w:val="22"/>
           <w:szCs w:val="22"/>
         </w:rPr>
-        <w:t>As of 18 October 2026 (model strategy revised by decision D25)</w:t>
+        <w:t>As of 19 October 2026 (model strategy revised by decisions D25 and D31: our own model writes VCL, never VBA; see docs/ai-plan.md)</w:t>
       </w:r>
     </w:p>
     <w:p>
@@ -303,7 +303,7 @@
         <w:t>Specialize through data.</w:t>
       </w:r>
       <w:r>
-        <w:t xml:space="preserve"> Our own model learns VCL to VBA only from verified in-house examples. It is trained from zero for this one job, not adapted from a general model.</w:t>
+        <w:t xml:space="preserve"> Our own model learns plain English to VCL only from verified in-house examples; the compiler writes all the VBA (D31). It is trained from zero for this one job, not adapted from a general model.</w:t>
       </w:r>
     </w:p>
     <w:p>
@@ -323,7 +323,7 @@
         <w:t xml:space="preserve">Deterministic first, AI second.</w:t>
       </w:r>
       <w:r>
-        <w:t xml:space="preserve"> Known patterns compile from tested templates. The model handles only what templates cannot.</w:t>
+        <w:t xml:space="preserve"> Known patterns compile from tested templates and the compiler. The model writes VCL for them to compile, never VBA (D31).</w:t>
       </w:r>
     </w:p>
     <w:p>
@@ -622,7 +622,7 @@
               <w:spacing w:line="264"/>
             </w:pPr>
             <w:r>
-              <w:t>Claude (or you) writes VCL. Our own model is trained from zero only on in-house VCL to VBA pairs.</w:t>
+              <w:t>Claude (or you, and later our own model) writes VCL. Our own model is trained from zero only on in-house English-to-VCL pairs and never writes VBA; the compiler does (D31).</w:t>
             </w:r>
           </w:p>
         </w:tc>
@@ -2003,7 +2003,7 @@
         <w:spacing w:after="140" w:line="276"/>
       </w:pPr>
       <w:r>
-        <w:t xml:space="preserve">A request becomes a VCL spec, gets validated, is compiled by a template or the local model, and must pass the test harness before it is saved to your library.</w:t>
+        <w:t>A request becomes a VCL spec (written by Claude, by you, or later by our own model), gets validated, passes its TESTs and is compiled to VBA by the compiler before it is saved to your library. The model never writes VBA (D31).</w:t>
       </w:r>
     </w:p>
     <w:p>
@@ -2057,7 +2057,7 @@
         <w:spacing w:after="140" w:line="276"/>
       </w:pPr>
       <w:r>
-        <w:t xml:space="preserve">Templates handle known patterns with no AI. The model only sees what templates can't cover, and every failure loops back through repair at most 3 times before it returns to you.</w:t>
+        <w:t>Templates and the compiler handle everything VCL can say, with no AI. The model writes VCL from plain English and repairs specs that fail a check; every failure loops back through repair at most 3 times before it returns to you (D31).</w:t>
       </w:r>
     </w:p>
     <w:p>
@@ -2977,7 +2977,7 @@
               <w:spacing w:line="264"/>
             </w:pPr>
             <w:r>
-              <w:t xml:space="preserve">Template if one matches, else the model</w:t>
+              <w:t>Template if one matches, else the compiler; the model writes VCL only (D31)</w:t>
             </w:r>
           </w:p>
         </w:tc>
@@ -6371,7 +6371,7 @@
         <w:spacing w:after="140" w:line="276"/>
       </w:pPr>
       <w:r>
-        <w:t>The model outputs one procedure and nothing else, between fixed markers. Grammar-constrained decoding enforces this, so prose is impossible.</w:t>
+        <w:t>The model outputs one VCL spec and nothing else, between fixed markers. Grammar-constrained decoding enforces this, so prose is impossible (D31).</w:t>
       </w:r>
     </w:p>
     <w:p>
@@ -7984,7 +7984,7 @@
         <w:spacing w:after="140" w:line="276"/>
       </w:pPr>
       <w:r>
-        <w:t>Build our own model and choose its size by testing (D25): in March, train 2–3 small model sizes from zero on the in-house dataset and score each on VBA-Bench against the compiler baseline. A version ships only where it beats the compiler. The model is ours from the first weight: no pre-trained base model, and no fine-tuning of someone else's model.</w:t>
+        <w:t>Build our own model and choose its size by testing (D25): in March, train 2–3 small model sizes from zero on the in-house dataset and score each on the held-out benchmark by how many of its specs pass the whole toolchain. The model writes VCL, never VBA, so it doesn't compete with the compiler (D31): it is used once it passes enough benchmark tasks, and Claude stays the Orchestrator until then. The model is ours from the first weight: no pre-trained base model, and no fine-tuning of someone else's model.</w:t>
       </w:r>
     </w:p>
     <w:p>
@@ -8039,7 +8039,7 @@
         <w:spacing w:after="80" w:line="276"/>
       </w:pPr>
       <w:r>
-        <w:t>Beats the compiler baseline on VBA-Bench in every category it is used for.</w:t>
+        <w:t>Passes enough of the held-out benchmark (the bar is set in March) in every category it is used for (D31).</w:t>
       </w:r>
     </w:p>
     <w:p>
@@ -10675,7 +10675,7 @@
         <w:spacing w:after="140" w:line="276"/>
       </w:pPr>
       <w:r>
-        <w:t xml:space="preserve">VBA Forge builds big tools the way a good team does: Claude writes the architecture as a BUILD spec, the local model writes one procedure at a time, and every piece is tested before assembly.</w:t>
+        <w:t>VBA Forge builds big tools the way a good team does: Claude writes the architecture as a BUILD spec, each procedure is a TASK spec (written by Claude or, later, our own model) that the compiler turns into VBA one at a time, and every piece is tested before assembly (D31).</w:t>
       </w:r>
     </w:p>
     <w:p>
@@ -10714,7 +10714,7 @@
         <w:spacing w:after="80" w:line="276"/>
       </w:pPr>
       <w:r>
-        <w:t xml:space="preserve">The router sends each TASK to a template or the model, leaf procedures first.</w:t>
+        <w:t>The router sends each TASK to a template or the compiler, leaf procedures first; the model only writes or repairs VCL (D31).</w:t>
       </w:r>
     </w:p>
     <w:p>
@@ -10931,7 +10931,7 @@
         <w:t xml:space="preserve">.frx</w:t>
       </w:r>
       <w:r>
-        <w:t xml:space="preserve"> companion, so they can't be written as plain text. VBA Forge generates a builder procedure that creates the form through the VBE Designer (controls, positions, captions) plus the form's event code. v1 ships a few template layouts (input form, picker, progress bar, settings), and the model fills in the event handlers.</w:t>
+        <w:t xml:space="preserve"> companion, so they can't be written as plain text. VBA Forge generates a builder procedure that creates the form through the VBE Designer (controls, positions, captions) plus the form's event code. v1 ships a few template layouts (input form, picker, progress bar, settings), and the event handlers are TASK specs, compiled like any other (D31).</w:t>
       </w:r>
     </w:p>
     <w:p>
@@ -11499,7 +11499,7 @@
         <w:spacing w:after="80" w:line="276"/>
       </w:pPr>
       <w:r>
-        <w:t>Record the compiler's VBA-Bench score as the baseline our own model must beat</w:t>
+        <w:t>Record Claude's benchmark score (Claude writing the specs) as the reference our own model chases (D31)</w:t>
       </w:r>
     </w:p>
     <w:p>
@@ -11520,7 +11520,7 @@
         <w:spacing w:after="80" w:line="276"/>
       </w:pPr>
       <w:r>
-        <w:t>Train our own model from zero on the in-house TASK and repair pairs</w:t>
+        <w:t>Train our own model from zero on the in-house English-to-VCL and repair pairs (D31)</w:t>
       </w:r>
     </w:p>
     <w:p>
@@ -11580,7 +11580,7 @@
         <w:spacing w:after="80" w:line="276"/>
       </w:pPr>
       <w:r>
-        <w:t xml:space="preserve">Router: template first, model as fallback</w:t>
+        <w:t>Router: templates and the compiler write the VBA; the model writes VCL only (D31)</w:t>
       </w:r>
     </w:p>
     <w:p>
@@ -12306,7 +12306,7 @@
         <w:spacing w:after="140" w:line="276"/>
       </w:pPr>
       <w:r>
-        <w:t>Two reference scores frame every result: the in-house compiler (the floor our own model must beat) and Claude on the same bench (the ceiling to chase).</w:t>
+        <w:t>Two reference scores frame every result: Claude writing the specs (the ceiling to chase) and the bar set in March for using our own model. Every spec is compiled by the compiler, so the compiler is no longer the model's rival (D31).</w:t>
       </w:r>
     </w:p>
     <w:p>
@@ -13026,7 +13026,7 @@
               <w:spacing w:line="264"/>
             </w:pPr>
             <w:r>
-              <w:t>Compiler first: the model handles only what the compiler can't (NOTE steps, repairs) and ships only where it beats the compiler on VBA-Bench (D25).</w:t>
+              <w:t>Compiler first: the model writes VCL only (plain English to VCL, repairs), every output is proven by the toolchain, and it is used once it passes enough of the benchmark (D25, D31).</w:t>
             </w:r>
           </w:p>
         </w:tc>

--- a/docs/VBA_Forge_Project_Roadmap.docx
+++ b/docs/VBA_Forge_Project_Roadmap.docx
@@ -56,7 +56,7 @@
           <w:sz w:val="22"/>
           <w:szCs w:val="22"/>
         </w:rPr>
-        <w:t>As of 19 October 2026 (model strategy revised by decisions D25 and D31: our own model writes VCL, never VBA; see docs/ai-plan.md)</w:t>
+        <w:t>As of 31 October 2026 (model strategy revised by decisions D25 and D31: our own model writes VCL, never VBA; see docs/ai-plan.md. The KGC KRONOS desktop app, D68 to D71: see docs/kronos-app.md)</w:t>
       </w:r>
     </w:p>
     <w:p>
@@ -288,6 +288,14 @@
     </w:p>
     <w:p>
       <w:pPr>
+        <w:spacing w:after="140" w:line="276"/>
+      </w:pPr>
+      <w:r>
+        <w:t>Update, 30 October 2026 (D68 to D71): the request-to-VCL step may now go online. The KGC KRONOS desktop app sends a typed request, with the Orchestrator prompt, to ChatGPT Codex on the PC and proves the reply with this toolchain; the toolchain, ForgeLib and the generated VBA stay offline. Real requests stay on the PC, the public repo stays synthetic, and a spec Codex writes may become training data once the toolchain proves it (D70). Where this document says fully offline or no internet at run time, read it with this update.</w:t>
+      </w:r>
+    </w:p>
+    <w:p>
+      <w:pPr>
         <w:pStyle w:val="ListParagraph"/>
         <w:numPr>
           <w:ilvl w:val="0"/>
@@ -383,7 +391,7 @@
         <w:t xml:space="preserve">Claude designs, VBA Forge builds.</w:t>
       </w:r>
       <w:r>
-        <w:t xml:space="preserve"> Claude writes specs and training data. Code generation, testing and your data stay on your PC.</w:t>
+        <w:t xml:space="preserve"> Claude writes specs and training data today; through the KGC KRONOS app, ChatGPT Codex writes specs for typed requests (D68). Code generation, testing and your data stay on your PC.</w:t>
       </w:r>
     </w:p>
     <w:p>

--- a/docs/VBA_Forge_Project_Roadmap.docx
+++ b/docs/VBA_Forge_Project_Roadmap.docx
@@ -7260,7 +7260,7 @@
               <w:spacing w:line="264"/>
             </w:pPr>
             <w:r>
-              <w:t xml:space="preserve">Desktop Excel (Microsoft 365 or 2021+)</w:t>
+              <w:t xml:space="preserve">Desktop Excel 2016, the version every macro targets</w:t>
             </w:r>
           </w:p>
         </w:tc>
@@ -11050,6 +11050,14 @@
       </w:pPr>
       <w:r>
         <w:t xml:space="preserve">Don't start a phase until the gate before it passes. Phases 0 to 2 run in the cloud, with Excel batches run by hand on the work PC.</w:t>
+      </w:r>
+    </w:p>
+    <w:p>
+      <w:pPr>
+        <w:spacing w:after="140" w:line="276"/>
+      </w:pPr>
+      <w:r>
+        <w:t xml:space="preserve">Update, 31 October 2026 (D73): Gate 0 is met. The phases below are the plan of 14 October 2026; the current order of work is in CLAUDE.md and docs/vcl-mvp-plan.md. Phase 1 was done another way: the VCL compiler and ForgeLib write the VBA, and the reference interpreter proves every spec without Excel, so the Excel batch runner (PR #4) is deferred. Phase 2's dataset factory is the AI plan's Stage A (docs/vep-0.6-stage-a.md): a 150-task corpus (52 pairs so far), then the data generator and the held-out benchmark. The KGC KRONOS app comes before the rest of Stage A (D71). Phases 3 to 6 (March 2027 on) are still the plan, read with D25 and D31: our own model, trained from zero, writes VCL, never VBA. The picture above predates D25: it shows a base model and fine-tuning (QLoRA), which D25 rules out.</w:t>
       </w:r>
     </w:p>
     <w:p>
